--- a/images/UX_Siba_Sankar_Kabi_Resume.docx
+++ b/images/UX_Siba_Sankar_Kabi_Resume.docx
@@ -327,7 +327,7 @@
           <w:szCs w:val="19"/>
           <w:rtl w:val="0"/>
         </w:rPr>
-        <w:t xml:space="preserve">15+ years of experience crafting end-to-end digital experiences across healthcare, e-commerce, automotive, FMCG, and enterprise SaaS. Currently spearheading the Capgemini Bengaluru Design &amp; Customer Experience Studio. Proven ability to translate complex business requirements into intuitive, accessible, and visually compelling solutions using Design Thinking, Agile, and UX methodologies. Adept at stakeholder engagement, AI integration in design system governance, and nurturing Claude AI design culture as </w:t>
+        <w:t xml:space="preserve">15+ years of experience crafting end-to-end digital experiences across healthcare, e-commerce, automotive, FMCG, and enterprise SaaS - hands-on across wireframing, prototyping, and usability testing, with deep stakeholder workshop facilitation. Currently spearheading the Capgemini Bengaluru Design &amp; Customer Experience Studio. Proven ability to translate complex business requirements into intuitive, accessible, and visually compelling solutions using Design Thinking, Agile, and UX methodologies. Adept at stakeholder engagement, AI integration in design system governance, and nurturing Claude AI design culture as </w:t>
       </w:r>
       <w:r>
         <w:rPr>
@@ -539,7 +539,7 @@
           <w:szCs w:val="19"/>
           <w:rtl w:val="0"/>
         </w:rPr>
-        <w:t xml:space="preserve">Leading the Bengaluru DCX Design Studio - directly managing strategic oversight across 24 professionals with 6 UX designers directly in the current project. Facilitate design critiques, creative sessions, and mentorship programmes to continuously upskill team members.</w:t>
+        <w:t xml:space="preserve">Leading the Bengaluru DCX Design Studio - strategic oversight across 24 UX professionals, with direct accountability for team growth, delivery quality, and client account expansion. Manage 6 UX designers directly within the current project. Facilitate design critiques, creative sessions, and mentorship programmes to continuously upskill team members.</w:t>
       </w:r>
     </w:p>
     <w:p>
@@ -946,27 +946,7 @@
           <w:color w:val="444444"/>
           <w:rtl w:val="0"/>
         </w:rPr>
-        <w:t xml:space="preserve">▸</w:t>
-      </w:r>
-      <w:r>
-        <w:rPr>
-          <w:rFonts w:ascii="Arial" w:cs="Arial" w:eastAsia="Arial" w:hAnsi="Arial"/>
-          <w:b w:val="1"/>
-          <w:bCs w:val="1"/>
-          <w:color w:val="444444"/>
-          <w:rtl w:val="0"/>
-        </w:rPr>
-        <w:t xml:space="preserve"> </w:t>
-      </w:r>
-      <w:r>
-        <w:rPr>
-          <w:rFonts w:ascii="Arial" w:cs="Arial" w:eastAsia="Arial" w:hAnsi="Arial"/>
-          <w:b w:val="1"/>
-          <w:bCs w:val="1"/>
-          <w:color w:val="444444"/>
-          <w:rtl w:val="0"/>
-        </w:rPr>
-        <w:t xml:space="preserve">Baptist Healthcare Platform Redesign</w:t>
+        <w:t>▸ Baptist Healthcare Platform Redesign</w:t>
       </w:r>
       <w:r>
         <w:rPr>
@@ -1041,25 +1021,7 @@
           <w:bCs w:val="1"/>
           <w:rtl w:val="0"/>
         </w:rPr>
-        <w:t xml:space="preserve">▸</w:t>
-      </w:r>
-      <w:r>
-        <w:rPr>
-          <w:rFonts w:ascii="Arial" w:cs="Arial" w:eastAsia="Arial" w:hAnsi="Arial"/>
-          <w:b w:val="1"/>
-          <w:bCs w:val="1"/>
-          <w:rtl w:val="0"/>
-        </w:rPr>
-        <w:t xml:space="preserve"> </w:t>
-      </w:r>
-      <w:r>
-        <w:rPr>
-          <w:rFonts w:ascii="Arial" w:cs="Arial" w:eastAsia="Arial" w:hAnsi="Arial"/>
-          <w:b w:val="1"/>
-          <w:bCs w:val="1"/>
-          <w:rtl w:val="0"/>
-        </w:rPr>
-        <w:t xml:space="preserve">TAMM Conversational AI Design System</w:t>
+        <w:t>▸ TAMM Conversational AI Design System</w:t>
       </w:r>
       <w:r>
         <w:rPr>
@@ -2904,7 +2866,7 @@
                 <w:szCs w:val="19"/>
                 <w:rtl w:val="0"/>
               </w:rPr>
-              <w:t xml:space="preserve">Accessibility, Heuristic Analysis, Usability Testing</w:t>
+              <w:t xml:space="preserve">Accessibility (WCAG 2.1/2.2), Heuristic Analysis, Usability Testing</w:t>
             </w:r>
             <w:r>
               <w:rPr>
